--- a/vizsgaremek.docx
+++ b/vizsgaremek.docx
@@ -76,33 +76,52 @@
         <w:rPr>
           <w:rFonts w:ascii="Times New Roman" w:eastAsia="Times New Roman" w:hAnsi="Times New Roman" w:cs="Times New Roman"/>
           <w:i/>
-          <w:sz w:val="40"/>
-          <w:szCs w:val="40"/>
-          <w:lang w:eastAsia="hu-HU"/>
-        </w:rPr>
-        <w:t>*</w:t>
-      </w:r>
-      <w:proofErr w:type="spellStart"/>
-      <w:r>
-        <w:rPr>
-          <w:rFonts w:ascii="Times New Roman" w:eastAsia="Times New Roman" w:hAnsi="Times New Roman" w:cs="Times New Roman"/>
-          <w:i/>
-          <w:sz w:val="40"/>
-          <w:szCs w:val="40"/>
-          <w:lang w:eastAsia="hu-HU"/>
-        </w:rPr>
-        <w:t>logo</w:t>
-      </w:r>
-      <w:proofErr w:type="spellEnd"/>
-      <w:r>
-        <w:rPr>
-          <w:rFonts w:ascii="Times New Roman" w:eastAsia="Times New Roman" w:hAnsi="Times New Roman" w:cs="Times New Roman"/>
-          <w:i/>
-          <w:sz w:val="40"/>
-          <w:szCs w:val="40"/>
-          <w:lang w:eastAsia="hu-HU"/>
-        </w:rPr>
-        <w:t>*</w:t>
+          <w:noProof/>
+          <w:sz w:val="40"/>
+          <w:szCs w:val="40"/>
+          <w:lang w:eastAsia="hu-HU"/>
+        </w:rPr>
+        <w:drawing>
+          <wp:inline distT="0" distB="0" distL="0" distR="0" wp14:anchorId="66F371E4" wp14:editId="68EAD5A0">
+            <wp:extent cx="3733800" cy="3733800"/>
+            <wp:effectExtent l="0" t="0" r="0" b="0"/>
+            <wp:docPr id="1" name="Kép 1"/>
+            <wp:cNvGraphicFramePr>
+              <a:graphicFrameLocks xmlns:a="http://schemas.openxmlformats.org/drawingml/2006/main" noChangeAspect="1"/>
+            </wp:cNvGraphicFramePr>
+            <a:graphic xmlns:a="http://schemas.openxmlformats.org/drawingml/2006/main">
+              <a:graphicData uri="http://schemas.openxmlformats.org/drawingml/2006/picture">
+                <pic:pic xmlns:pic="http://schemas.openxmlformats.org/drawingml/2006/picture">
+                  <pic:nvPicPr>
+                    <pic:cNvPr id="1" name="f6448304-f04b-4688-b376-550493ecdb12.png"/>
+                    <pic:cNvPicPr/>
+                  </pic:nvPicPr>
+                  <pic:blipFill>
+                    <a:blip r:embed="rId5" cstate="print">
+                      <a:extLst>
+                        <a:ext uri="{28A0092B-C50C-407E-A947-70E740481C1C}">
+                          <a14:useLocalDpi xmlns:a14="http://schemas.microsoft.com/office/drawing/2010/main" val="0"/>
+                        </a:ext>
+                      </a:extLst>
+                    </a:blip>
+                    <a:stretch>
+                      <a:fillRect/>
+                    </a:stretch>
+                  </pic:blipFill>
+                  <pic:spPr>
+                    <a:xfrm>
+                      <a:off x="0" y="0"/>
+                      <a:ext cx="3733800" cy="3733800"/>
+                    </a:xfrm>
+                    <a:prstGeom prst="rect">
+                      <a:avLst/>
+                    </a:prstGeom>
+                  </pic:spPr>
+                </pic:pic>
+              </a:graphicData>
+            </a:graphic>
+          </wp:inline>
+        </w:drawing>
       </w:r>
     </w:p>
     <w:p>
@@ -125,6 +144,8 @@
         </w:rPr>
         <w:t>Premontrei Szakgimnázium és Technikum</w:t>
       </w:r>
+      <w:bookmarkStart w:id="0" w:name="_GoBack"/>
+      <w:bookmarkEnd w:id="0"/>
     </w:p>
     <w:p>
       <w:pPr>
@@ -230,8 +251,6 @@
         </w:rPr>
         <w:t>Készítette:</w:t>
       </w:r>
-      <w:bookmarkStart w:id="0" w:name="_GoBack"/>
-      <w:bookmarkEnd w:id="0"/>
     </w:p>
     <w:p>
       <w:pPr>
@@ -282,6 +301,7 @@
           <w:szCs w:val="24"/>
           <w:lang w:eastAsia="hu-HU"/>
         </w:rPr>
+        <w:lastRenderedPageBreak/>
         <w:t>A projekt célja egy olyan webes alkalmazás fejlesztése, amely segíti a felhasználókat a helyi sportolási lehetőségek felfedezésében és kihasználásában. Az alkalmazás egy felhasználóbarát platformot biztosít, amely különböző sportolási lehetőségeket gyűjt össze a helyi közösségekben, hogy a sportolni vágyók könnyen megtalálhassák a számukra legmegfelelőbb helyszíneket és programokat.</w:t>
       </w:r>
     </w:p>
@@ -363,17 +383,7 @@
           <w:lang w:eastAsia="hu-HU"/>
         </w:rPr>
         <w:br/>
-        <w:t xml:space="preserve">Az alkalmazás lehetővé teszi, hogy a felhasználók különböző sportlétesítményeket keressenek, mint például konditermek, uszodák, </w:t>
-      </w:r>
-      <w:r>
-        <w:rPr>
-          <w:rFonts w:ascii="Times New Roman" w:eastAsia="Times New Roman" w:hAnsi="Times New Roman" w:cs="Times New Roman"/>
-          <w:sz w:val="28"/>
-          <w:szCs w:val="24"/>
-          <w:lang w:eastAsia="hu-HU"/>
-        </w:rPr>
-        <w:lastRenderedPageBreak/>
-        <w:t>sportpályák, fitnesz központok, és más sportolási helyek. A keresés helyszín és sportág szerint szűrhető.</w:t>
+        <w:t>Az alkalmazás lehetővé teszi, hogy a felhasználók különböző sportlétesítményeket keressenek, mint például konditermek, uszodák, sportpályák, fitnesz központok, és más sportolási helyek. A keresés helyszín és sportág szerint szűrhető.</w:t>
       </w:r>
     </w:p>
     <w:p>
@@ -599,6 +609,7 @@
           <w:szCs w:val="24"/>
           <w:lang w:eastAsia="hu-HU"/>
         </w:rPr>
+        <w:lastRenderedPageBreak/>
         <w:t>Szociális interakciók:</w:t>
       </w:r>
       <w:r>
@@ -799,7 +810,6 @@
           <w:szCs w:val="24"/>
           <w:lang w:eastAsia="hu-HU"/>
         </w:rPr>
-        <w:lastRenderedPageBreak/>
         <w:t>A projekt fő célja, hogy egyszerűsítse a helyi sportolási lehetőségek megtalálását, és elősegítse a rendszeres mozgást és egészséges életmódot. A végső cél egy olyan alkalmazás létrehozása, amelyet a felhasználók napi szinten használnak a sportolásra való motiválás érdekében. A siker mérhető a felhasználói aktivitás növekedésében, valamint a helyi sportlétesítmények és események népszerűsítésében.</w:t>
       </w:r>
     </w:p>
